--- a/SDD-610/Topic 2/Topic 2 Discussion 1.docx
+++ b/SDD-610/Topic 2/Topic 2 Discussion 1.docx
@@ -12,6 +12,391 @@
         <w:t>What are five different purposes and the technical information being communicated for UML Class diagrams, UML Sequence diagrams, and UML Component diagrams?</w:t>
       </w:r>
     </w:p>
+    <w:p>
+      <w:r>
+        <w:t>Hello Class,</w:t>
+      </w:r>
+    </w:p>
+    <w:p>
+      <w:pPr>
+        <w:rPr>
+          <w:b/>
+          <w:bCs/>
+        </w:rPr>
+      </w:pPr>
+      <w:r>
+        <w:rPr>
+          <w:b/>
+          <w:bCs/>
+        </w:rPr>
+        <w:t>UML Class Diagrams</w:t>
+      </w:r>
+    </w:p>
+    <w:p>
+      <w:pPr>
+        <w:numPr>
+          <w:ilvl w:val="0"/>
+          <w:numId w:val="1"/>
+        </w:numPr>
+      </w:pPr>
+      <w:r>
+        <w:t>Modeling System Structure</w:t>
+      </w:r>
+      <w:r>
+        <w:t xml:space="preserve"> -</w:t>
+      </w:r>
+      <w:r>
+        <w:t> Class diagrams represent the static structure of a system by showing classes, their attributes, operations (methods), and relationships such as inheritance, association, and aggregation. This helps in understanding the system’s data model and object-oriented design.</w:t>
+      </w:r>
+    </w:p>
+    <w:p>
+      <w:pPr>
+        <w:numPr>
+          <w:ilvl w:val="0"/>
+          <w:numId w:val="1"/>
+        </w:numPr>
+      </w:pPr>
+      <w:r>
+        <w:t>Defining Data Types and Constraints</w:t>
+      </w:r>
+      <w:r>
+        <w:t xml:space="preserve"> -</w:t>
+      </w:r>
+      <w:r>
+        <w:t> They specify data types, visibility (public, private), and constraints on attributes and operations, providing detailed technical specifications for implementation.</w:t>
+      </w:r>
+    </w:p>
+    <w:p>
+      <w:pPr>
+        <w:numPr>
+          <w:ilvl w:val="0"/>
+          <w:numId w:val="1"/>
+        </w:numPr>
+      </w:pPr>
+      <w:r>
+        <w:t>Establishing Relationships</w:t>
+      </w:r>
+      <w:r>
+        <w:t xml:space="preserve"> -</w:t>
+      </w:r>
+      <w:r>
+        <w:t> Class diagrams communicate how classes relate to each other, including multiplicity and navigability, which is crucial for database schema design and object interactions.</w:t>
+      </w:r>
+    </w:p>
+    <w:p>
+      <w:pPr>
+        <w:numPr>
+          <w:ilvl w:val="0"/>
+          <w:numId w:val="1"/>
+        </w:numPr>
+      </w:pPr>
+      <w:r>
+        <w:t>Supporting Code Generation</w:t>
+      </w:r>
+      <w:r>
+        <w:t xml:space="preserve"> -</w:t>
+      </w:r>
+      <w:r>
+        <w:t> They serve as blueprints for generating source code in object-oriented programming languages, ensuring consistency between design and implementation.</w:t>
+      </w:r>
+    </w:p>
+    <w:p>
+      <w:pPr>
+        <w:numPr>
+          <w:ilvl w:val="0"/>
+          <w:numId w:val="1"/>
+        </w:numPr>
+      </w:pPr>
+      <w:r>
+        <w:t>Documenting System Architecture</w:t>
+      </w:r>
+      <w:r>
+        <w:t xml:space="preserve"> -</w:t>
+      </w:r>
+      <w:r>
+        <w:t> Class diagrams document the system’s core entities and their interactions, facilitating maintenance and future enhancements.</w:t>
+      </w:r>
+    </w:p>
+    <w:p>
+      <w:pPr>
+        <w:rPr>
+          <w:b/>
+          <w:bCs/>
+        </w:rPr>
+      </w:pPr>
+      <w:r>
+        <w:rPr>
+          <w:b/>
+          <w:bCs/>
+        </w:rPr>
+        <w:t>UML Sequence Diagrams</w:t>
+      </w:r>
+    </w:p>
+    <w:p>
+      <w:pPr>
+        <w:numPr>
+          <w:ilvl w:val="0"/>
+          <w:numId w:val="2"/>
+        </w:numPr>
+      </w:pPr>
+      <w:r>
+        <w:t>Modeling Dynamic Behavior</w:t>
+      </w:r>
+      <w:r>
+        <w:t xml:space="preserve"> -</w:t>
+      </w:r>
+      <w:r>
+        <w:t> Sequence diagrams illustrate how objects interact over time to perform a specific function or process, showing the sequence of messages exchanged.</w:t>
+      </w:r>
+    </w:p>
+    <w:p>
+      <w:pPr>
+        <w:numPr>
+          <w:ilvl w:val="0"/>
+          <w:numId w:val="2"/>
+        </w:numPr>
+      </w:pPr>
+      <w:r>
+        <w:t>Detailing Message Flow</w:t>
+      </w:r>
+      <w:r>
+        <w:t xml:space="preserve"> -</w:t>
+      </w:r>
+      <w:r>
+        <w:t> They communicate the order, timing, and conditions of messages, including synchronous and asynchronous calls, which is vital for understanding runtime behavior.</w:t>
+      </w:r>
+    </w:p>
+    <w:p>
+      <w:pPr>
+        <w:numPr>
+          <w:ilvl w:val="0"/>
+          <w:numId w:val="2"/>
+        </w:numPr>
+      </w:pPr>
+      <w:r>
+        <w:t>Representing Object Lifelines</w:t>
+      </w:r>
+      <w:r>
+        <w:t xml:space="preserve"> -</w:t>
+      </w:r>
+      <w:r>
+        <w:t> Sequence diagrams show the lifespan of objects during interactions, highlighting creation, activation, and destruction events.</w:t>
+      </w:r>
+    </w:p>
+    <w:p>
+      <w:pPr>
+        <w:numPr>
+          <w:ilvl w:val="0"/>
+          <w:numId w:val="2"/>
+        </w:numPr>
+      </w:pPr>
+      <w:r>
+        <w:t>Clarifying Use Case Realization</w:t>
+      </w:r>
+      <w:r>
+        <w:t xml:space="preserve"> -</w:t>
+      </w:r>
+      <w:r>
+        <w:t> They help visualize how use cases are realized through object collaborations, aiding in validating requirements.</w:t>
+      </w:r>
+    </w:p>
+    <w:p>
+      <w:pPr>
+        <w:numPr>
+          <w:ilvl w:val="0"/>
+          <w:numId w:val="2"/>
+        </w:numPr>
+      </w:pPr>
+      <w:r>
+        <w:lastRenderedPageBreak/>
+        <w:t>Supporting Debugging and Testing</w:t>
+      </w:r>
+      <w:r>
+        <w:t xml:space="preserve"> -</w:t>
+      </w:r>
+      <w:r>
+        <w:t> By detailing interactions, sequence diagrams assist developers in identifying potential issues in message flow and timing during implementation.</w:t>
+      </w:r>
+    </w:p>
+    <w:p>
+      <w:pPr>
+        <w:rPr>
+          <w:b/>
+          <w:bCs/>
+        </w:rPr>
+      </w:pPr>
+      <w:r>
+        <w:rPr>
+          <w:b/>
+          <w:bCs/>
+        </w:rPr>
+        <w:t>UML Component Diagrams</w:t>
+      </w:r>
+    </w:p>
+    <w:p>
+      <w:pPr>
+        <w:numPr>
+          <w:ilvl w:val="0"/>
+          <w:numId w:val="3"/>
+        </w:numPr>
+      </w:pPr>
+      <w:r>
+        <w:t>Modeling System Modularity</w:t>
+      </w:r>
+      <w:r>
+        <w:t xml:space="preserve"> -</w:t>
+      </w:r>
+      <w:r>
+        <w:t> Component diagrams depict the organization of software components and their dependencies, emphasizing modular design.</w:t>
+      </w:r>
+    </w:p>
+    <w:p>
+      <w:pPr>
+        <w:numPr>
+          <w:ilvl w:val="0"/>
+          <w:numId w:val="3"/>
+        </w:numPr>
+      </w:pPr>
+      <w:r>
+        <w:t>Defining Interfaces</w:t>
+      </w:r>
+      <w:r>
+        <w:t xml:space="preserve"> -</w:t>
+      </w:r>
+      <w:r>
+        <w:t> They communicate provided and required interfaces of components, clarifying how components interact and integrate.</w:t>
+      </w:r>
+    </w:p>
+    <w:p>
+      <w:pPr>
+        <w:numPr>
+          <w:ilvl w:val="0"/>
+          <w:numId w:val="3"/>
+        </w:numPr>
+      </w:pPr>
+      <w:r>
+        <w:t>Supporting Deployment Planning</w:t>
+      </w:r>
+      <w:r>
+        <w:t xml:space="preserve"> -</w:t>
+      </w:r>
+      <w:r>
+        <w:t> Component diagrams can represent physical deployment units, linking software components to hardware nodes.</w:t>
+      </w:r>
+    </w:p>
+    <w:p>
+      <w:pPr>
+        <w:numPr>
+          <w:ilvl w:val="0"/>
+          <w:numId w:val="3"/>
+        </w:numPr>
+      </w:pPr>
+      <w:r>
+        <w:t>Facilitating Reuse</w:t>
+      </w:r>
+      <w:r>
+        <w:t xml:space="preserve"> -</w:t>
+      </w:r>
+      <w:r>
+        <w:t> By illustrating reusable components and their relationships, these diagrams promote component-based development.</w:t>
+      </w:r>
+    </w:p>
+    <w:p>
+      <w:pPr>
+        <w:numPr>
+          <w:ilvl w:val="0"/>
+          <w:numId w:val="3"/>
+        </w:numPr>
+      </w:pPr>
+      <w:r>
+        <w:t>Documenting System Architecture</w:t>
+      </w:r>
+      <w:r>
+        <w:t xml:space="preserve"> -</w:t>
+      </w:r>
+      <w:r>
+        <w:t> They provide a high-level view of the system’s structural organization, useful for stakeholders to understand system composition and integration points.</w:t>
+      </w:r>
+    </w:p>
+    <w:p>
+      <w:pPr>
+        <w:ind w:firstLine="360"/>
+      </w:pPr>
+      <w:r>
+        <w:t>Together, these UML diagrams provide a comprehensive view of a software system’s static structure, dynamic behavior, and modular organization, enabling effective communication among developers, architects, and stakeholders throughout the software development lifecycle.</w:t>
+      </w:r>
+    </w:p>
+    <w:p>
+      <w:r>
+        <w:t>References:</w:t>
+      </w:r>
+    </w:p>
+    <w:p>
+      <w:r>
+        <w:t xml:space="preserve">Bass, L. (2021). </w:t>
+      </w:r>
+      <w:r>
+        <w:rPr>
+          <w:i/>
+          <w:iCs/>
+        </w:rPr>
+        <w:t xml:space="preserve">Software Architecture </w:t>
+      </w:r>
+      <w:proofErr w:type="gramStart"/>
+      <w:r>
+        <w:rPr>
+          <w:i/>
+          <w:iCs/>
+        </w:rPr>
+        <w:t>In</w:t>
+      </w:r>
+      <w:proofErr w:type="gramEnd"/>
+      <w:r>
+        <w:rPr>
+          <w:i/>
+          <w:iCs/>
+        </w:rPr>
+        <w:t xml:space="preserve"> Practice.</w:t>
+      </w:r>
+      <w:r>
+        <w:t xml:space="preserve"> Addison-Wesley.</w:t>
+      </w:r>
+    </w:p>
+    <w:p>
+      <w:r>
+        <w:t xml:space="preserve">Booch, G., Ivar Jacobson, &amp; Rumbaugh, J. (2005). </w:t>
+      </w:r>
+      <w:r>
+        <w:rPr>
+          <w:i/>
+          <w:iCs/>
+        </w:rPr>
+        <w:t xml:space="preserve">UML: The Unified Modeling Language user </w:t>
+      </w:r>
+      <w:proofErr w:type="spellStart"/>
+      <w:r>
+        <w:rPr>
+          <w:i/>
+          <w:iCs/>
+        </w:rPr>
+        <w:t>guide</w:t>
+      </w:r>
+      <w:r>
+        <w:rPr>
+          <w:i/>
+          <w:iCs/>
+        </w:rPr>
+        <w:t>.</w:t>
+      </w:r>
+      <w:r>
+        <w:t>Addison</w:t>
+      </w:r>
+      <w:proofErr w:type="spellEnd"/>
+      <w:r>
+        <w:t>-Wesley.</w:t>
+      </w:r>
+    </w:p>
+    <w:p/>
     <w:sectPr>
       <w:pgSz w:w="12240" w:h="15840"/>
       <w:pgMar w:top="1440" w:right="1440" w:bottom="1440" w:left="1440" w:header="720" w:footer="720" w:gutter="0"/>
@@ -20,6 +405,359 @@
     </w:sectPr>
   </w:body>
 </w:document>
+</file>
+
+<file path=word/numbering.xml><?xml version="1.0" encoding="utf-8"?>
+<w:numbering xmlns:wpc="http://schemas.microsoft.com/office/word/2010/wordprocessingCanvas" xmlns:cx="http://schemas.microsoft.com/office/drawing/2014/chartex" xmlns:cx1="http://schemas.microsoft.com/office/drawing/2015/9/8/chartex" xmlns:cx2="http://schemas.microsoft.com/office/drawing/2015/10/21/chartex" xmlns:cx3="http://schemas.microsoft.com/office/drawing/2016/5/9/chartex" xmlns:cx4="http://schemas.microsoft.com/office/drawing/2016/5/10/chartex" xmlns:cx5="http://schemas.microsoft.com/office/drawing/2016/5/11/chartex" xmlns:cx6="http://schemas.microsoft.com/office/drawing/2016/5/12/chartex" xmlns:cx7="http://schemas.microsoft.com/office/drawing/2016/5/13/chartex" xmlns:cx8="http://schemas.microsoft.com/office/drawing/2016/5/14/chartex" xmlns:mc="http://schemas.openxmlformats.org/markup-compatibility/2006" xmlns:aink="http://schemas.microsoft.com/office/drawing/2016/ink" xmlns:am3d="http://schemas.microsoft.com/office/drawing/2017/model3d" xmlns:o="urn:schemas-microsoft-com:office:office" xmlns:oel="http://schemas.microsoft.com/office/2019/extlst" xmlns:r="http://schemas.openxmlformats.org/officeDocument/2006/relationships" xmlns:m="http://schemas.openxmlformats.org/officeDocument/2006/math" xmlns:v="urn:schemas-microsoft-com:vml" xmlns:wp14="http://schemas.microsoft.com/office/word/2010/wordprocessingDrawing" xmlns:wp="http://schemas.openxmlformats.org/drawingml/2006/wordprocessingDrawing" xmlns:w10="urn:schemas-microsoft-com:office:word" xmlns:w="http://schemas.openxmlformats.org/wordprocessingml/2006/main" xmlns:w14="http://schemas.microsoft.com/office/word/2010/wordml" xmlns:w15="http://schemas.microsoft.com/office/word/2012/wordml" xmlns:w16cex="http://schemas.microsoft.com/office/word/2018/wordml/cex" xmlns:w16cid="http://schemas.microsoft.com/office/word/2016/wordml/cid" xmlns:w16="http://schemas.microsoft.com/office/word/2018/wordml" xmlns:w16du="http://schemas.microsoft.com/office/word/2023/wordml/word16du" xmlns:w16sdtdh="http://schemas.microsoft.com/office/word/2020/wordml/sdtdatahash" xmlns:w16sdtfl="http://schemas.microsoft.com/office/word/2024/wordml/sdtformatlock" xmlns:w16se="http://schemas.microsoft.com/office/word/2015/wordml/symex" xmlns:wpg="http://schemas.microsoft.com/office/word/2010/wordprocessingGroup" xmlns:wpi="http://schemas.microsoft.com/office/word/2010/wordprocessingInk" xmlns:wne="http://schemas.microsoft.com/office/word/2006/wordml" xmlns:wps="http://schemas.microsoft.com/office/word/2010/wordprocessingShape" mc:Ignorable="w14 w15 w16se w16cid w16 w16cex w16sdtdh w16sdtfl w16du wp14">
+  <w:abstractNum w:abstractNumId="0" w15:restartNumberingAfterBreak="0">
+    <w:nsid w:val="20213AFF"/>
+    <w:multiLevelType w:val="multilevel"/>
+    <w:tmpl w:val="0DCA4B50"/>
+    <w:lvl w:ilvl="0">
+      <w:start w:val="1"/>
+      <w:numFmt w:val="decimal"/>
+      <w:lvlText w:val="%1."/>
+      <w:lvlJc w:val="left"/>
+      <w:pPr>
+        <w:tabs>
+          <w:tab w:val="num" w:pos="720"/>
+        </w:tabs>
+        <w:ind w:left="720" w:hanging="360"/>
+      </w:pPr>
+    </w:lvl>
+    <w:lvl w:ilvl="1" w:tentative="1">
+      <w:start w:val="1"/>
+      <w:numFmt w:val="decimal"/>
+      <w:lvlText w:val="%2."/>
+      <w:lvlJc w:val="left"/>
+      <w:pPr>
+        <w:tabs>
+          <w:tab w:val="num" w:pos="1440"/>
+        </w:tabs>
+        <w:ind w:left="1440" w:hanging="360"/>
+      </w:pPr>
+    </w:lvl>
+    <w:lvl w:ilvl="2" w:tentative="1">
+      <w:start w:val="1"/>
+      <w:numFmt w:val="decimal"/>
+      <w:lvlText w:val="%3."/>
+      <w:lvlJc w:val="left"/>
+      <w:pPr>
+        <w:tabs>
+          <w:tab w:val="num" w:pos="2160"/>
+        </w:tabs>
+        <w:ind w:left="2160" w:hanging="360"/>
+      </w:pPr>
+    </w:lvl>
+    <w:lvl w:ilvl="3" w:tentative="1">
+      <w:start w:val="1"/>
+      <w:numFmt w:val="decimal"/>
+      <w:lvlText w:val="%4."/>
+      <w:lvlJc w:val="left"/>
+      <w:pPr>
+        <w:tabs>
+          <w:tab w:val="num" w:pos="2880"/>
+        </w:tabs>
+        <w:ind w:left="2880" w:hanging="360"/>
+      </w:pPr>
+    </w:lvl>
+    <w:lvl w:ilvl="4" w:tentative="1">
+      <w:start w:val="1"/>
+      <w:numFmt w:val="decimal"/>
+      <w:lvlText w:val="%5."/>
+      <w:lvlJc w:val="left"/>
+      <w:pPr>
+        <w:tabs>
+          <w:tab w:val="num" w:pos="3600"/>
+        </w:tabs>
+        <w:ind w:left="3600" w:hanging="360"/>
+      </w:pPr>
+    </w:lvl>
+    <w:lvl w:ilvl="5" w:tentative="1">
+      <w:start w:val="1"/>
+      <w:numFmt w:val="decimal"/>
+      <w:lvlText w:val="%6."/>
+      <w:lvlJc w:val="left"/>
+      <w:pPr>
+        <w:tabs>
+          <w:tab w:val="num" w:pos="4320"/>
+        </w:tabs>
+        <w:ind w:left="4320" w:hanging="360"/>
+      </w:pPr>
+    </w:lvl>
+    <w:lvl w:ilvl="6" w:tentative="1">
+      <w:start w:val="1"/>
+      <w:numFmt w:val="decimal"/>
+      <w:lvlText w:val="%7."/>
+      <w:lvlJc w:val="left"/>
+      <w:pPr>
+        <w:tabs>
+          <w:tab w:val="num" w:pos="5040"/>
+        </w:tabs>
+        <w:ind w:left="5040" w:hanging="360"/>
+      </w:pPr>
+    </w:lvl>
+    <w:lvl w:ilvl="7" w:tentative="1">
+      <w:start w:val="1"/>
+      <w:numFmt w:val="decimal"/>
+      <w:lvlText w:val="%8."/>
+      <w:lvlJc w:val="left"/>
+      <w:pPr>
+        <w:tabs>
+          <w:tab w:val="num" w:pos="5760"/>
+        </w:tabs>
+        <w:ind w:left="5760" w:hanging="360"/>
+      </w:pPr>
+    </w:lvl>
+    <w:lvl w:ilvl="8" w:tentative="1">
+      <w:start w:val="1"/>
+      <w:numFmt w:val="decimal"/>
+      <w:lvlText w:val="%9."/>
+      <w:lvlJc w:val="left"/>
+      <w:pPr>
+        <w:tabs>
+          <w:tab w:val="num" w:pos="6480"/>
+        </w:tabs>
+        <w:ind w:left="6480" w:hanging="360"/>
+      </w:pPr>
+    </w:lvl>
+  </w:abstractNum>
+  <w:abstractNum w:abstractNumId="1" w15:restartNumberingAfterBreak="0">
+    <w:nsid w:val="341A147D"/>
+    <w:multiLevelType w:val="multilevel"/>
+    <w:tmpl w:val="7BDAD84E"/>
+    <w:lvl w:ilvl="0">
+      <w:start w:val="1"/>
+      <w:numFmt w:val="decimal"/>
+      <w:lvlText w:val="%1."/>
+      <w:lvlJc w:val="left"/>
+      <w:pPr>
+        <w:tabs>
+          <w:tab w:val="num" w:pos="720"/>
+        </w:tabs>
+        <w:ind w:left="720" w:hanging="360"/>
+      </w:pPr>
+    </w:lvl>
+    <w:lvl w:ilvl="1" w:tentative="1">
+      <w:start w:val="1"/>
+      <w:numFmt w:val="decimal"/>
+      <w:lvlText w:val="%2."/>
+      <w:lvlJc w:val="left"/>
+      <w:pPr>
+        <w:tabs>
+          <w:tab w:val="num" w:pos="1440"/>
+        </w:tabs>
+        <w:ind w:left="1440" w:hanging="360"/>
+      </w:pPr>
+    </w:lvl>
+    <w:lvl w:ilvl="2" w:tentative="1">
+      <w:start w:val="1"/>
+      <w:numFmt w:val="decimal"/>
+      <w:lvlText w:val="%3."/>
+      <w:lvlJc w:val="left"/>
+      <w:pPr>
+        <w:tabs>
+          <w:tab w:val="num" w:pos="2160"/>
+        </w:tabs>
+        <w:ind w:left="2160" w:hanging="360"/>
+      </w:pPr>
+    </w:lvl>
+    <w:lvl w:ilvl="3" w:tentative="1">
+      <w:start w:val="1"/>
+      <w:numFmt w:val="decimal"/>
+      <w:lvlText w:val="%4."/>
+      <w:lvlJc w:val="left"/>
+      <w:pPr>
+        <w:tabs>
+          <w:tab w:val="num" w:pos="2880"/>
+        </w:tabs>
+        <w:ind w:left="2880" w:hanging="360"/>
+      </w:pPr>
+    </w:lvl>
+    <w:lvl w:ilvl="4" w:tentative="1">
+      <w:start w:val="1"/>
+      <w:numFmt w:val="decimal"/>
+      <w:lvlText w:val="%5."/>
+      <w:lvlJc w:val="left"/>
+      <w:pPr>
+        <w:tabs>
+          <w:tab w:val="num" w:pos="3600"/>
+        </w:tabs>
+        <w:ind w:left="3600" w:hanging="360"/>
+      </w:pPr>
+    </w:lvl>
+    <w:lvl w:ilvl="5" w:tentative="1">
+      <w:start w:val="1"/>
+      <w:numFmt w:val="decimal"/>
+      <w:lvlText w:val="%6."/>
+      <w:lvlJc w:val="left"/>
+      <w:pPr>
+        <w:tabs>
+          <w:tab w:val="num" w:pos="4320"/>
+        </w:tabs>
+        <w:ind w:left="4320" w:hanging="360"/>
+      </w:pPr>
+    </w:lvl>
+    <w:lvl w:ilvl="6" w:tentative="1">
+      <w:start w:val="1"/>
+      <w:numFmt w:val="decimal"/>
+      <w:lvlText w:val="%7."/>
+      <w:lvlJc w:val="left"/>
+      <w:pPr>
+        <w:tabs>
+          <w:tab w:val="num" w:pos="5040"/>
+        </w:tabs>
+        <w:ind w:left="5040" w:hanging="360"/>
+      </w:pPr>
+    </w:lvl>
+    <w:lvl w:ilvl="7" w:tentative="1">
+      <w:start w:val="1"/>
+      <w:numFmt w:val="decimal"/>
+      <w:lvlText w:val="%8."/>
+      <w:lvlJc w:val="left"/>
+      <w:pPr>
+        <w:tabs>
+          <w:tab w:val="num" w:pos="5760"/>
+        </w:tabs>
+        <w:ind w:left="5760" w:hanging="360"/>
+      </w:pPr>
+    </w:lvl>
+    <w:lvl w:ilvl="8" w:tentative="1">
+      <w:start w:val="1"/>
+      <w:numFmt w:val="decimal"/>
+      <w:lvlText w:val="%9."/>
+      <w:lvlJc w:val="left"/>
+      <w:pPr>
+        <w:tabs>
+          <w:tab w:val="num" w:pos="6480"/>
+        </w:tabs>
+        <w:ind w:left="6480" w:hanging="360"/>
+      </w:pPr>
+    </w:lvl>
+  </w:abstractNum>
+  <w:abstractNum w:abstractNumId="2" w15:restartNumberingAfterBreak="0">
+    <w:nsid w:val="4DFF6241"/>
+    <w:multiLevelType w:val="multilevel"/>
+    <w:tmpl w:val="53007742"/>
+    <w:lvl w:ilvl="0">
+      <w:start w:val="1"/>
+      <w:numFmt w:val="decimal"/>
+      <w:lvlText w:val="%1."/>
+      <w:lvlJc w:val="left"/>
+      <w:pPr>
+        <w:tabs>
+          <w:tab w:val="num" w:pos="720"/>
+        </w:tabs>
+        <w:ind w:left="720" w:hanging="360"/>
+      </w:pPr>
+    </w:lvl>
+    <w:lvl w:ilvl="1" w:tentative="1">
+      <w:start w:val="1"/>
+      <w:numFmt w:val="decimal"/>
+      <w:lvlText w:val="%2."/>
+      <w:lvlJc w:val="left"/>
+      <w:pPr>
+        <w:tabs>
+          <w:tab w:val="num" w:pos="1440"/>
+        </w:tabs>
+        <w:ind w:left="1440" w:hanging="360"/>
+      </w:pPr>
+    </w:lvl>
+    <w:lvl w:ilvl="2" w:tentative="1">
+      <w:start w:val="1"/>
+      <w:numFmt w:val="decimal"/>
+      <w:lvlText w:val="%3."/>
+      <w:lvlJc w:val="left"/>
+      <w:pPr>
+        <w:tabs>
+          <w:tab w:val="num" w:pos="2160"/>
+        </w:tabs>
+        <w:ind w:left="2160" w:hanging="360"/>
+      </w:pPr>
+    </w:lvl>
+    <w:lvl w:ilvl="3" w:tentative="1">
+      <w:start w:val="1"/>
+      <w:numFmt w:val="decimal"/>
+      <w:lvlText w:val="%4."/>
+      <w:lvlJc w:val="left"/>
+      <w:pPr>
+        <w:tabs>
+          <w:tab w:val="num" w:pos="2880"/>
+        </w:tabs>
+        <w:ind w:left="2880" w:hanging="360"/>
+      </w:pPr>
+    </w:lvl>
+    <w:lvl w:ilvl="4" w:tentative="1">
+      <w:start w:val="1"/>
+      <w:numFmt w:val="decimal"/>
+      <w:lvlText w:val="%5."/>
+      <w:lvlJc w:val="left"/>
+      <w:pPr>
+        <w:tabs>
+          <w:tab w:val="num" w:pos="3600"/>
+        </w:tabs>
+        <w:ind w:left="3600" w:hanging="360"/>
+      </w:pPr>
+    </w:lvl>
+    <w:lvl w:ilvl="5" w:tentative="1">
+      <w:start w:val="1"/>
+      <w:numFmt w:val="decimal"/>
+      <w:lvlText w:val="%6."/>
+      <w:lvlJc w:val="left"/>
+      <w:pPr>
+        <w:tabs>
+          <w:tab w:val="num" w:pos="4320"/>
+        </w:tabs>
+        <w:ind w:left="4320" w:hanging="360"/>
+      </w:pPr>
+    </w:lvl>
+    <w:lvl w:ilvl="6" w:tentative="1">
+      <w:start w:val="1"/>
+      <w:numFmt w:val="decimal"/>
+      <w:lvlText w:val="%7."/>
+      <w:lvlJc w:val="left"/>
+      <w:pPr>
+        <w:tabs>
+          <w:tab w:val="num" w:pos="5040"/>
+        </w:tabs>
+        <w:ind w:left="5040" w:hanging="360"/>
+      </w:pPr>
+    </w:lvl>
+    <w:lvl w:ilvl="7" w:tentative="1">
+      <w:start w:val="1"/>
+      <w:numFmt w:val="decimal"/>
+      <w:lvlText w:val="%8."/>
+      <w:lvlJc w:val="left"/>
+      <w:pPr>
+        <w:tabs>
+          <w:tab w:val="num" w:pos="5760"/>
+        </w:tabs>
+        <w:ind w:left="5760" w:hanging="360"/>
+      </w:pPr>
+    </w:lvl>
+    <w:lvl w:ilvl="8" w:tentative="1">
+      <w:start w:val="1"/>
+      <w:numFmt w:val="decimal"/>
+      <w:lvlText w:val="%9."/>
+      <w:lvlJc w:val="left"/>
+      <w:pPr>
+        <w:tabs>
+          <w:tab w:val="num" w:pos="6480"/>
+        </w:tabs>
+        <w:ind w:left="6480" w:hanging="360"/>
+      </w:pPr>
+    </w:lvl>
+  </w:abstractNum>
+  <w:num w:numId="1" w16cid:durableId="1954703895">
+    <w:abstractNumId w:val="1"/>
+  </w:num>
+  <w:num w:numId="2" w16cid:durableId="1197701058">
+    <w:abstractNumId w:val="2"/>
+  </w:num>
+  <w:num w:numId="3" w16cid:durableId="1329943885">
+    <w:abstractNumId w:val="0"/>
+  </w:num>
+</w:numbering>
 </file>
 
 <file path=word/styles.xml><?xml version="1.0" encoding="utf-8"?>
